--- a/policies/build/preview_hco/HCO.PRE.6_v2_preview.docx
+++ b/policies/build/preview_hco/HCO.PRE.6_v2_preview.docx
@@ -773,7 +773,7 @@
           <w:sz w:val="22"/>
           <w:szCs w:val="22"/>
         </w:rPr>
-        <w:t xml:space="preserve">Boundaries: do not copy SHCO PRE wording. Do not overwrite HCO AAC, COP or MOM policies. Spell out abbreviations on first use in training materials. OE counts/levels/asterisks stay with the official portal Standards PDF. Method notes come from the Guidebook Interpretation paragraphs (scanned PDF md5 2c4489ee98de4ae9b49cba168ea9f42a).</w:t>
+        <w:t xml:space="preserve">Boundaries: do not overwrite HCO AAC, COP or MOM policies. Spell out abbreviations on first use in training materials. OE counts/levels/asterisks stay with the official portal Standards PDF. Method notes come from the Guidebook Interpretation paragraphs (scanned PDF md5 2c4489ee98de4ae9b49cba168ea9f42a).</w:t>
       </w:r>
     </w:p>
     <w:p>
@@ -893,7 +893,7 @@
         <w:spacing w:after="100" w:before="220"/>
       </w:pPr>
       <w:r>
-        <w:t xml:space="preserve">5.1 The patient and / or family members are made aware of the pricing pol...</w:t>
+        <w:t xml:space="preserve">5.1 The patient and / or family members are made aware of the pricing...</w:t>
       </w:r>
     </w:p>
     <w:p>
@@ -1040,7 +1040,7 @@
         <w:spacing w:after="100" w:before="220"/>
       </w:pPr>
       <w:r>
-        <w:t xml:space="preserve">5.4 Patient and/or family are informed about the financial implications w...</w:t>
+        <w:t xml:space="preserve">5.4 Patient and/or family are informed about the financial implications...</w:t>
       </w:r>
     </w:p>
     <w:p>
@@ -1086,6 +1086,20 @@
       </w:pPr>
       <w:r>
         <w:t xml:space="preserve">6. Governance and responsibility</w:t>
+      </w:r>
+    </w:p>
+    <w:p>
+      <w:pPr>
+        <w:spacing w:after="20" w:before="100"/>
+      </w:pPr>
+      <w:r>
+        <w:rPr>
+          <w:b/>
+          <w:bCs/>
+          <w:sz w:val="22"/>
+          <w:szCs w:val="22"/>
+        </w:rPr>
+        <w:t xml:space="preserve">Medical Superintendent</w:t>
       </w:r>
     </w:p>
     <w:p>
@@ -1102,7 +1116,7 @@
           <w:sz w:val="22"/>
           <w:szCs w:val="22"/>
         </w:rPr>
-        <w:t xml:space="preserve">Medical Superintendent</w:t>
+        <w:t xml:space="preserve">Accountable that PRE.6 is resourced and followed.</w:t>
       </w:r>
     </w:p>
     <w:p>
@@ -1119,7 +1133,21 @@
           <w:sz w:val="22"/>
           <w:szCs w:val="22"/>
         </w:rPr>
-        <w:t xml:space="preserve">Accountable that PRE.6 is resourced and followed.</w:t>
+        <w:t xml:space="preserve">Acts on rights violations, consent failures and communication breaches that reach top leadership.</w:t>
+      </w:r>
+    </w:p>
+    <w:p>
+      <w:pPr>
+        <w:spacing w:after="20" w:before="100"/>
+      </w:pPr>
+      <w:r>
+        <w:rPr>
+          <w:b/>
+          <w:bCs/>
+          <w:sz w:val="22"/>
+          <w:szCs w:val="22"/>
+        </w:rPr>
+        <w:t xml:space="preserve">Patient Accounts In-Charge</w:t>
       </w:r>
     </w:p>
     <w:p>
@@ -1136,7 +1164,21 @@
           <w:sz w:val="22"/>
           <w:szCs w:val="22"/>
         </w:rPr>
-        <w:t xml:space="preserve">Acts on rights violations, consent failures and communication breaches that reach top leadership.</w:t>
+        <w:t xml:space="preserve">Owns day-to-day implementation and records for this standard.</w:t>
+      </w:r>
+    </w:p>
+    <w:p>
+      <w:pPr>
+        <w:spacing w:after="20" w:before="100"/>
+      </w:pPr>
+      <w:r>
+        <w:rPr>
+          <w:b/>
+          <w:bCs/>
+          <w:sz w:val="22"/>
+          <w:szCs w:val="22"/>
+        </w:rPr>
+        <w:t xml:space="preserve">Guest Relations / Patient Rights Officer</w:t>
       </w:r>
     </w:p>
     <w:p>
@@ -1153,7 +1195,21 @@
           <w:sz w:val="22"/>
           <w:szCs w:val="22"/>
         </w:rPr>
-        <w:t xml:space="preserve">Patient Accounts In-Charge</w:t>
+        <w:t xml:space="preserve">Supports rights display, counselling, complaint access and family communication as this standard requires.</w:t>
+      </w:r>
+    </w:p>
+    <w:p>
+      <w:pPr>
+        <w:spacing w:after="20" w:before="100"/>
+      </w:pPr>
+      <w:r>
+        <w:rPr>
+          <w:b/>
+          <w:bCs/>
+          <w:sz w:val="22"/>
+          <w:szCs w:val="22"/>
+        </w:rPr>
+        <w:t xml:space="preserve">Quality Coordinator</w:t>
       </w:r>
     </w:p>
     <w:p>
@@ -1170,7 +1226,28 @@
           <w:sz w:val="22"/>
           <w:szCs w:val="22"/>
         </w:rPr>
-        <w:t xml:space="preserve">Owns day-to-day implementation and records for this standard.</w:t>
+        <w:t xml:space="preserve">Audits this policy «quarterly»; holds training acknowledgements.</w:t>
+      </w:r>
+    </w:p>
+    <w:p>
+      <w:pPr>
+        <w:pStyle w:val="Heading1"/>
+        <w:spacing w:after="120" w:before="280"/>
+      </w:pPr>
+      <w:r>
+        <w:t xml:space="preserve">7. Quality monitoring (RCA → CAPA)</w:t>
+      </w:r>
+    </w:p>
+    <w:p>
+      <w:pPr>
+        <w:spacing w:after="140"/>
+      </w:pPr>
+      <w:r>
+        <w:rPr>
+          <w:sz w:val="22"/>
+          <w:szCs w:val="22"/>
+        </w:rPr>
+        <w:t xml:space="preserve">The Quality Coordinator audits this policy «quarterly». The audit reviews:</w:t>
       </w:r>
     </w:p>
     <w:p>
@@ -1187,7 +1264,7 @@
           <w:sz w:val="22"/>
           <w:szCs w:val="22"/>
         </w:rPr>
-        <w:t xml:space="preserve">Guest Relations / Patient Rights Officer</w:t>
+        <w:t xml:space="preserve">Records for a sample of this standard's objective elements, checked against the What-we-do steps.</w:t>
       </w:r>
     </w:p>
     <w:p>
@@ -1204,7 +1281,7 @@
           <w:sz w:val="22"/>
           <w:szCs w:val="22"/>
         </w:rPr>
-        <w:t xml:space="preserve">Supports rights display, counselling, complaint access and family communication as this standard requires.</w:t>
+        <w:t xml:space="preserve">CORE objective elements show no critical gaps in the sample.</w:t>
       </w:r>
     </w:p>
     <w:p>
@@ -1221,125 +1298,19 @@
           <w:sz w:val="22"/>
           <w:szCs w:val="22"/>
         </w:rPr>
-        <w:t xml:space="preserve">Quality Coordinator</w:t>
-      </w:r>
-    </w:p>
-    <w:p>
-      <w:pPr>
-        <w:pStyle w:val="ListParagraph"/>
-        <w:numPr>
-          <w:ilvl w:val="0"/>
-          <w:numId w:val="1"/>
-        </w:numPr>
-        <w:spacing w:after="60"/>
-      </w:pPr>
-      <w:r>
-        <w:rPr>
-          <w:sz w:val="22"/>
-          <w:szCs w:val="22"/>
-        </w:rPr>
-        <w:t xml:space="preserve">Audits this policy «quarterly»; holds training acknowledgements.</w:t>
-      </w:r>
-    </w:p>
-    <w:p>
-      <w:pPr>
-        <w:pStyle w:val="Heading1"/>
-        <w:spacing w:after="120" w:before="280"/>
-      </w:pPr>
-      <w:r>
-        <w:t xml:space="preserve">7. Quality monitoring (RCA → CAPA)</w:t>
-      </w:r>
-    </w:p>
-    <w:p>
-      <w:pPr>
-        <w:spacing w:after="140"/>
-      </w:pPr>
-      <w:r>
-        <w:rPr>
-          <w:sz w:val="22"/>
-          <w:szCs w:val="22"/>
-        </w:rPr>
-        <w:t xml:space="preserve">The Quality Coordinator audits this policy «quarterly».</w:t>
-      </w:r>
-    </w:p>
-    <w:p>
-      <w:pPr>
-        <w:spacing w:after="140"/>
-      </w:pPr>
-      <w:r>
-        <w:rPr>
-          <w:sz w:val="22"/>
-          <w:szCs w:val="22"/>
-        </w:rPr>
-        <w:t xml:space="preserve">What is monitored each quarter:</w:t>
-      </w:r>
-    </w:p>
-    <w:p>
-      <w:pPr>
-        <w:pStyle w:val="ListParagraph"/>
-        <w:numPr>
-          <w:ilvl w:val="0"/>
-          <w:numId w:val="1"/>
-        </w:numPr>
-        <w:spacing w:after="60"/>
-      </w:pPr>
-      <w:r>
-        <w:rPr>
-          <w:sz w:val="22"/>
-          <w:szCs w:val="22"/>
-        </w:rPr>
-        <w:t xml:space="preserve">Sample of records for each OE PRE.6.a–d.</w:t>
-      </w:r>
-    </w:p>
-    <w:p>
-      <w:pPr>
-        <w:pStyle w:val="ListParagraph"/>
-        <w:numPr>
-          <w:ilvl w:val="0"/>
-          <w:numId w:val="1"/>
-        </w:numPr>
-        <w:spacing w:after="60"/>
-      </w:pPr>
-      <w:r>
-        <w:rPr>
-          <w:sz w:val="22"/>
-          <w:szCs w:val="22"/>
-        </w:rPr>
-        <w:t xml:space="preserve">Asterisked elements (none) have document evidence as required.</w:t>
-      </w:r>
-    </w:p>
-    <w:p>
-      <w:pPr>
-        <w:pStyle w:val="ListParagraph"/>
-        <w:numPr>
-          <w:ilvl w:val="0"/>
-          <w:numId w:val="1"/>
-        </w:numPr>
-        <w:spacing w:after="60"/>
-      </w:pPr>
-      <w:r>
-        <w:rPr>
-          <w:sz w:val="22"/>
-          <w:szCs w:val="22"/>
-        </w:rPr>
-        <w:t xml:space="preserve">CORE elements (a) show no critical gaps in the sample.</w:t>
-      </w:r>
-    </w:p>
-    <w:p>
-      <w:pPr>
-        <w:pStyle w:val="ListParagraph"/>
-        <w:numPr>
-          <w:ilvl w:val="0"/>
-          <w:numId w:val="1"/>
-        </w:numPr>
-        <w:spacing w:after="60"/>
-      </w:pPr>
-      <w:r>
-        <w:rPr>
-          <w:sz w:val="22"/>
-          <w:szCs w:val="22"/>
-        </w:rPr>
         <w:t xml:space="preserve">Stop-work events (if any) are logged with outcome.</w:t>
+      </w:r>
+    </w:p>
+    <w:p>
+      <w:pPr>
+        <w:spacing w:after="140"/>
+      </w:pPr>
+      <w:r>
+        <w:rPr>
+          <w:sz w:val="22"/>
+          <w:szCs w:val="22"/>
+        </w:rPr>
+        <w:t xml:space="preserve">Root-cause analysis is required when a gap found in this audit remains open beyond «90 days».</w:t>
       </w:r>
     </w:p>
     <w:p>
@@ -2812,7 +2783,7 @@
           <w:sz w:val="22"/>
           <w:szCs w:val="22"/>
         </w:rPr>
-        <w:t xml:space="preserve">Records showing PRE.6.a was followed for sampled patients/cases.</w:t>
+        <w:t xml:space="preserve">Displayed pricing-policy components at the registration or admission desk for OP, emergency, ICU and IP settings.</w:t>
       </w:r>
     </w:p>
     <w:p>
@@ -2829,7 +2800,7 @@
           <w:sz w:val="22"/>
           <w:szCs w:val="22"/>
         </w:rPr>
-        <w:t xml:space="preserve">Written guidance / protocol referenced for this element (where required).</w:t>
+        <w:t xml:space="preserve">Current-version record kept by the Patient Accounts In-Charge.</w:t>
       </w:r>
     </w:p>
     <w:p>
@@ -2846,7 +2817,16 @@
           <w:sz w:val="22"/>
           <w:szCs w:val="22"/>
         </w:rPr>
-        <w:t xml:space="preserve">Audit sample notes for PRE.6.a reviewed «quarterly».</w:t>
+        <w:t xml:space="preserve">Confirmation the policy is visible at the desk, not only held in accounts.</w:t>
+      </w:r>
+    </w:p>
+    <w:p>
+      <w:pPr>
+        <w:pStyle w:val="Heading2"/>
+        <w:spacing w:after="100" w:before="220"/>
+      </w:pPr>
+      <w:r>
+        <w:t xml:space="preserve">PRE.6.b — The relevant tariff list is available to patients.</w:t>
       </w:r>
     </w:p>
     <w:p>
@@ -2863,16 +2843,7 @@
           <w:sz w:val="22"/>
           <w:szCs w:val="22"/>
         </w:rPr>
-        <w:t xml:space="preserve">CORE-element sample with no critical gaps in the quarter under review.</w:t>
-      </w:r>
-    </w:p>
-    <w:p>
-      <w:pPr>
-        <w:pStyle w:val="Heading2"/>
-        <w:spacing w:after="100" w:before="220"/>
-      </w:pPr>
-      <w:r>
-        <w:t xml:space="preserve">PRE.6.b — The relevant tariff list is available to patients.</w:t>
+        <w:t xml:space="preserve">Current dated tariff list available to patients.</w:t>
       </w:r>
     </w:p>
     <w:p>
@@ -2889,7 +2860,7 @@
           <w:sz w:val="22"/>
           <w:szCs w:val="22"/>
         </w:rPr>
-        <w:t xml:space="preserve">Records showing PRE.6.b was followed for sampled patients/cases.</w:t>
+        <w:t xml:space="preserve">Charge-versus-tariff reconciliation record.</w:t>
       </w:r>
     </w:p>
     <w:p>
@@ -2906,7 +2877,16 @@
           <w:sz w:val="22"/>
           <w:szCs w:val="22"/>
         </w:rPr>
-        <w:t xml:space="preserve">Written guidance / protocol referenced for this element (where required).</w:t>
+        <w:t xml:space="preserve">Confirmation no undisclosed additional charge was applied.</w:t>
+      </w:r>
+    </w:p>
+    <w:p>
+      <w:pPr>
+        <w:pStyle w:val="Heading2"/>
+        <w:spacing w:after="100" w:before="220"/>
+      </w:pPr>
+      <w:r>
+        <w:t xml:space="preserve">PRE.6.c — The patient and/or family members are explained about the expected costs.</w:t>
       </w:r>
     </w:p>
     <w:p>
@@ -2923,16 +2903,7 @@
           <w:sz w:val="22"/>
           <w:szCs w:val="22"/>
         </w:rPr>
-        <w:t xml:space="preserve">Audit sample notes for PRE.6.b reviewed «quarterly».</w:t>
-      </w:r>
-    </w:p>
-    <w:p>
-      <w:pPr>
-        <w:pStyle w:val="Heading2"/>
-        <w:spacing w:after="100" w:before="220"/>
-      </w:pPr>
-      <w:r>
-        <w:t xml:space="preserve">PRE.6.c — The patient and/or family members are explained about the expected costs.</w:t>
+        <w:t xml:space="preserve">Written treatment-cost estimate on file, prepared in consultation with the treating doctor.</w:t>
       </w:r>
     </w:p>
     <w:p>
@@ -2949,7 +2920,7 @@
           <w:sz w:val="22"/>
           <w:szCs w:val="22"/>
         </w:rPr>
-        <w:t xml:space="preserve">Records showing PRE.6.c was followed for sampled patients/cases.</w:t>
+        <w:t xml:space="preserve">Record of limitations discussed (for example emergency admission).</w:t>
       </w:r>
     </w:p>
     <w:p>
@@ -2966,7 +2937,16 @@
           <w:sz w:val="22"/>
           <w:szCs w:val="22"/>
         </w:rPr>
-        <w:t xml:space="preserve">Written guidance / protocol referenced for this element (where required).</w:t>
+        <w:t xml:space="preserve">Estimate filed in the patient account or medical record.</w:t>
+      </w:r>
+    </w:p>
+    <w:p>
+      <w:pPr>
+        <w:pStyle w:val="Heading2"/>
+        <w:spacing w:after="100" w:before="220"/>
+      </w:pPr>
+      <w:r>
+        <w:t xml:space="preserve">PRE.6.d — Patient and/or family are informed about the financial implications when there is a change in the care plan.</w:t>
       </w:r>
     </w:p>
     <w:p>
@@ -2983,16 +2963,7 @@
           <w:sz w:val="22"/>
           <w:szCs w:val="22"/>
         </w:rPr>
-        <w:t xml:space="preserve">Audit sample notes for PRE.6.c reviewed «quarterly».</w:t>
-      </w:r>
-    </w:p>
-    <w:p>
-      <w:pPr>
-        <w:pStyle w:val="Heading2"/>
-        <w:spacing w:after="100" w:before="220"/>
-      </w:pPr>
-      <w:r>
-        <w:t xml:space="preserve">PRE.6.d — Patient and/or family are informed about the financial implications when there is a change in the care plan.</w:t>
+        <w:t xml:space="preserve">Revised-estimate record when the care plan changes cost materially (ICU shift, medical-to-surgical, expensive investigation).</w:t>
       </w:r>
     </w:p>
     <w:p>
@@ -3009,7 +2980,7 @@
           <w:sz w:val="22"/>
           <w:szCs w:val="22"/>
         </w:rPr>
-        <w:t xml:space="preserve">Records showing PRE.6.d was followed for sampled patients/cases.</w:t>
+        <w:t xml:space="preserve">Timing record confirming the patient or family was informed before or as soon as practicable after the change.</w:t>
       </w:r>
     </w:p>
     <w:p>
@@ -3026,24 +2997,7 @@
           <w:sz w:val="22"/>
           <w:szCs w:val="22"/>
         </w:rPr>
-        <w:t xml:space="preserve">Written guidance / protocol referenced for this element (where required).</w:t>
-      </w:r>
-    </w:p>
-    <w:p>
-      <w:pPr>
-        <w:pStyle w:val="ListParagraph"/>
-        <w:numPr>
-          <w:ilvl w:val="0"/>
-          <w:numId w:val="1"/>
-        </w:numPr>
-        <w:spacing w:after="60"/>
-      </w:pPr>
-      <w:r>
-        <w:rPr>
-          <w:sz w:val="22"/>
-          <w:szCs w:val="22"/>
-        </w:rPr>
-        <w:t xml:space="preserve">Audit sample notes for PRE.6.d reviewed «quarterly».</w:t>
+        <w:t xml:space="preserve">Confirmation no surprise discharge charge occurred for a known plan change.</w:t>
       </w:r>
     </w:p>
     <w:p>

--- a/policies/build/preview_hco/HCO.PRE.6_v2_preview.docx
+++ b/policies/build/preview_hco/HCO.PRE.6_v2_preview.docx
@@ -692,7 +692,7 @@
           <w:sz w:val="22"/>
           <w:szCs w:val="22"/>
         </w:rPr>
-        <w:t xml:space="preserve">It covers objective elements PRE.6.a–d (4 elements).</w:t>
+        <w:t xml:space="preserve">This policy covers all 4 requirements under this standard, listed in detail below.</w:t>
       </w:r>
     </w:p>
     <w:p>
@@ -716,7 +716,7 @@
           <w:sz w:val="22"/>
           <w:szCs w:val="22"/>
         </w:rPr>
-        <w:t xml:space="preserve">This policy owns PRE.6. Related AAC, COP, MOM, IPC/HIC and IMS duties stay with those policies — cross-reference only. Other PRE standards stay with their own policies.</w:t>
+        <w:t xml:space="preserve">This policy covers information on expected costs specifically. Related duties — like patient assessment, clinical care, medication management, infection control, or medical records and information management — are covered in the hospital's other policies, not repeated here. Other PRE standards stay with their own policies.</w:t>
       </w:r>
     </w:p>
     <w:p>
@@ -761,19 +761,19 @@
           <w:sz w:val="22"/>
           <w:szCs w:val="22"/>
         </w:rPr>
-        <w:t xml:space="preserve">It covers 4 objective elements (PRE.6.a, PRE.6.b, PRE.6.c, PRE.6.d).</w:t>
-      </w:r>
-    </w:p>
-    <w:p>
-      <w:pPr>
-        <w:spacing w:after="140"/>
-      </w:pPr>
-      <w:r>
-        <w:rPr>
-          <w:sz w:val="22"/>
-          <w:szCs w:val="22"/>
-        </w:rPr>
-        <w:t xml:space="preserve">Boundaries: do not overwrite HCO AAC, COP or MOM policies. Spell out abbreviations on first use in training materials. OE counts/levels/asterisks stay with the official portal Standards PDF. Method notes come from the Guidebook Interpretation paragraphs (scanned PDF md5 2c4489ee98de4ae9b49cba168ea9f42a).</w:t>
+        <w:t xml:space="preserve">This policy covers all 4 requirements under this standard, listed in detail below.</w:t>
+      </w:r>
+    </w:p>
+    <w:p>
+      <w:pPr>
+        <w:spacing w:after="140"/>
+      </w:pPr>
+      <w:r>
+        <w:rPr>
+          <w:sz w:val="22"/>
+          <w:szCs w:val="22"/>
+        </w:rPr>
+        <w:t xml:space="preserve">This policy covers information on expected costs specifically. Related duties — like patient assessment, clinical care, medication management, infection control, or medical records and information management — are covered in the hospital's other policies, not repeated here. Spell out abbreviations on first use in training materials. OE counts/levels/asterisks stay with the official portal Standards PDF. Method notes come from the Guidebook Interpretation paragraphs (scanned PDF md5 2c4489ee98de4ae9b49cba168ea9f42a).</w:t>
       </w:r>
     </w:p>
     <w:p>
